--- a/data/revised_2026-10_full/tracked/v2/Maths/SS4.2_Probability_I/Mathematics_Probability_I_SummaryTable_TRACKED.docx
+++ b/data/revised_2026-10_full/tracked/v2/Maths/SS4.2_Probability_I/Mathematics_Probability_I_SummaryTable_TRACKED.docx
@@ -1185,7 +1185,7 @@
               <w:spacing w:after="40" w:before="0"/>
               <w:jc w:val="left"/>
             </w:pPr>
-            <w:del w:id="9001" w:author="Claude (AI) - proposed" w:date="2026-10-15T12:58:39Z">
+            <w:del w:id="9001" w:author="Claude (AI) - proposed" w:date="2026-10-18T00:31:48Z">
               <w:r>
                 <w:rPr>
                   <w:rFonts w:ascii="Arial" w:cs="Arial" w:eastAsia="Arial" w:hAnsi="Arial"/>
@@ -1200,7 +1200,7 @@
                 <w:delText xml:space="preserve">What did you observe? For rain</w:delText>
               </w:r>
             </w:del>
-            <w:ins w:id="9002" w:author="Claude (AI) - proposed" w:date="2026-10-15T12:58:39Z">
+            <w:ins w:id="9002" w:author="Claude (AI) - proposed" w:date="2026-10-18T00:31:48Z">
               <w:r>
                 <w:rPr>
                   <w:rFonts w:ascii="Arial" w:cs="Arial" w:eastAsia="Arial" w:hAnsi="Arial"/>
@@ -1228,7 +1228,7 @@
               </w:rPr>
               <w:t xml:space="preserve"> and dry on the same day, </w:t>
             </w:r>
-            <w:del w:id="9003" w:author="Claude (AI) - proposed" w:date="2026-10-15T12:58:39Z">
+            <w:del w:id="9003" w:author="Claude (AI) - proposed" w:date="2026-10-18T00:31:48Z">
               <w:r>
                 <w:rPr>
                   <w:rFonts w:ascii="Arial" w:cs="Arial" w:eastAsia="Arial" w:hAnsi="Arial"/>
@@ -1243,7 +1243,7 @@
                 <w:delText xml:space="preserve">did any outcome appear</w:delText>
               </w:r>
             </w:del>
-            <w:ins w:id="9004" w:author="Claude (AI) - proposed" w:date="2026-10-15T12:58:39Z">
+            <w:ins w:id="9004" w:author="Claude (AI) - proposed" w:date="2026-10-18T00:31:48Z">
               <w:r>
                 <w:rPr>
                   <w:rFonts w:ascii="Arial" w:cs="Arial" w:eastAsia="Arial" w:hAnsi="Arial"/>
@@ -1271,7 +1271,7 @@
               </w:rPr>
               <w:t xml:space="preserve"> in both events</w:t>
             </w:r>
-            <w:del w:id="9005" w:author="Claude (AI) - proposed" w:date="2026-10-15T12:58:39Z">
+            <w:del w:id="9005" w:author="Claude (AI) - proposed" w:date="2026-10-18T00:31:48Z">
               <w:r>
                 <w:rPr>
                   <w:rFonts w:ascii="Arial" w:cs="Arial" w:eastAsia="Arial" w:hAnsi="Arial"/>
@@ -1286,7 +1286,7 @@
                 <w:delText xml:space="preserve">?</w:delText>
               </w:r>
             </w:del>
-            <w:ins w:id="9006" w:author="Claude (AI) - proposed" w:date="2026-10-15T12:58:39Z">
+            <w:ins w:id="9006" w:author="Claude (AI) - proposed" w:date="2026-10-18T00:31:48Z">
               <w:r>
                 <w:rPr>
                   <w:rFonts w:ascii="Arial" w:cs="Arial" w:eastAsia="Arial" w:hAnsi="Arial"/>
@@ -1314,7 +1314,7 @@
               </w:rPr>
               <w:t xml:space="preserve"> For rain on Monday and rain on Tuesday</w:t>
             </w:r>
-            <w:del w:id="9007" w:author="Claude (AI) - proposed" w:date="2026-10-15T12:58:39Z">
+            <w:del w:id="9007" w:author="Claude (AI) - proposed" w:date="2026-10-18T00:31:48Z">
               <w:r>
                 <w:rPr>
                   <w:rFonts w:ascii="Arial" w:cs="Arial" w:eastAsia="Arial" w:hAnsi="Arial"/>
@@ -1329,7 +1329,7 @@
                 <w:delText xml:space="preserve"> (</w:delText>
               </w:r>
             </w:del>
-            <w:ins w:id="9008" w:author="Claude (AI) - proposed" w:date="2026-10-15T12:58:39Z">
+            <w:ins w:id="9008" w:author="Claude (AI) - proposed" w:date="2026-10-18T00:31:48Z">
               <w:r>
                 <w:rPr>
                   <w:rFonts w:ascii="Arial" w:cs="Arial" w:eastAsia="Arial" w:hAnsi="Arial"/>
@@ -1357,7 +1357,7 @@
               </w:rPr>
               <w:t xml:space="preserve">and for the first and second coin toss</w:t>
             </w:r>
-            <w:del w:id="9009" w:author="Claude (AI) - proposed" w:date="2026-10-15T12:58:39Z">
+            <w:del w:id="9009" w:author="Claude (AI) - proposed" w:date="2026-10-18T00:31:48Z">
               <w:r>
                 <w:rPr>
                   <w:rFonts w:ascii="Arial" w:cs="Arial" w:eastAsia="Arial" w:hAnsi="Arial"/>
@@ -1372,7 +1372,7 @@
                 <w:delText xml:space="preserve">), did</w:delText>
               </w:r>
             </w:del>
-            <w:ins w:id="9010" w:author="Claude (AI) - proposed" w:date="2026-10-15T12:58:39Z">
+            <w:ins w:id="9010" w:author="Claude (AI) - proposed" w:date="2026-10-18T00:31:48Z">
               <w:r>
                 <w:rPr>
                   <w:rFonts w:ascii="Arial" w:cs="Arial" w:eastAsia="Arial" w:hAnsi="Arial"/>
@@ -1400,7 +1400,7 @@
               </w:rPr>
               <w:t xml:space="preserve"> the chance of the second </w:t>
             </w:r>
-            <w:ins w:id="9011" w:author="Claude (AI) - proposed" w:date="2026-10-15T12:58:39Z">
+            <w:ins w:id="9011" w:author="Claude (AI) - proposed" w:date="2026-10-18T00:31:48Z">
               <w:r>
                 <w:rPr>
                   <w:rFonts w:ascii="Arial" w:cs="Arial" w:eastAsia="Arial" w:hAnsi="Arial"/>
@@ -1428,7 +1428,7 @@
               </w:rPr>
               <w:t xml:space="preserve">change after the first</w:t>
             </w:r>
-            <w:del w:id="9012" w:author="Claude (AI) - proposed" w:date="2026-10-15T12:58:39Z">
+            <w:del w:id="9012" w:author="Claude (AI) - proposed" w:date="2026-10-18T00:31:48Z">
               <w:r>
                 <w:rPr>
                   <w:rFonts w:ascii="Arial" w:cs="Arial" w:eastAsia="Arial" w:hAnsi="Arial"/>
@@ -1443,7 +1443,7 @@
                 <w:delText xml:space="preserve">?</w:delText>
               </w:r>
             </w:del>
-            <w:ins w:id="9013" w:author="Claude (AI) - proposed" w:date="2026-10-15T12:58:39Z">
+            <w:ins w:id="9013" w:author="Claude (AI) - proposed" w:date="2026-10-18T00:31:48Z">
               <w:r>
                 <w:rPr>
                   <w:rFonts w:ascii="Arial" w:cs="Arial" w:eastAsia="Arial" w:hAnsi="Arial"/>
@@ -1471,7 +1471,7 @@
               </w:rPr>
               <w:t xml:space="preserve"> For die even and coin Heads, </w:t>
             </w:r>
-            <w:del w:id="9014" w:author="Claude (AI) - proposed" w:date="2026-10-15T12:58:39Z">
+            <w:del w:id="9014" w:author="Claude (AI) - proposed" w:date="2026-10-18T00:31:48Z">
               <w:r>
                 <w:rPr>
                   <w:rFonts w:ascii="Arial" w:cs="Arial" w:eastAsia="Arial" w:hAnsi="Arial"/>
@@ -1486,7 +1486,7 @@
                 <w:delText xml:space="preserve">and for</w:delText>
               </w:r>
             </w:del>
-            <w:ins w:id="9015" w:author="Claude (AI) - proposed" w:date="2026-10-15T12:58:39Z">
+            <w:ins w:id="9015" w:author="Claude (AI) - proposed" w:date="2026-10-18T00:31:48Z">
               <w:r>
                 <w:rPr>
                   <w:rFonts w:ascii="Arial" w:cs="Arial" w:eastAsia="Arial" w:hAnsi="Arial"/>
@@ -1514,7 +1514,7 @@
               </w:rPr>
               <w:t xml:space="preserve"> die even and die shows 2, </w:t>
             </w:r>
-            <w:del w:id="9016" w:author="Claude (AI) - proposed" w:date="2026-10-15T12:58:39Z">
+            <w:del w:id="9016" w:author="Claude (AI) - proposed" w:date="2026-10-18T00:31:48Z">
               <w:r>
                 <w:rPr>
                   <w:rFonts w:ascii="Arial" w:cs="Arial" w:eastAsia="Arial" w:hAnsi="Arial"/>
@@ -1529,7 +1529,7 @@
                 <w:delText xml:space="preserve">what did you find?</w:delText>
               </w:r>
             </w:del>
-            <w:ins w:id="9017" w:author="Claude (AI) - proposed" w:date="2026-10-15T12:58:39Z">
+            <w:ins w:id="9017" w:author="Claude (AI) - proposed" w:date="2026-10-18T00:31:48Z">
               <w:r>
                 <w:rPr>
                   <w:rFonts w:ascii="Arial" w:cs="Arial" w:eastAsia="Arial" w:hAnsi="Arial"/>
@@ -1577,7 +1577,7 @@
               </w:rPr>
               <w:t xml:space="preserve">What did you learn? Mutually exclusive events cannot happen together, so P(A and B) = 0. Independent events do not change each other's chance. Some pairs are neither. </w:t>
             </w:r>
-            <w:ins w:id="9018" w:author="Claude (AI) - proposed" w:date="2026-10-15T12:58:39Z">
+            <w:ins w:id="9018" w:author="Claude (AI) - proposed" w:date="2026-10-18T00:31:48Z">
               <w:r>
                 <w:rPr>
                   <w:rFonts w:ascii="Arial" w:cs="Arial" w:eastAsia="Arial" w:hAnsi="Arial"/>
@@ -2254,7 +2254,7 @@
               </w:rPr>
               <w:t xml:space="preserve">A forecast of 70% chance of rain does not guarantee rain. It means that in a long run of similar days about 7 out of every 10 have rain, worked out from past records and models. Because these numbers come from many past trials, Wanjiru can prepare to plant and keep irrigation as backup, Captain Otieno </w:t>
             </w:r>
-            <w:del w:id="9019" w:author="Claude (AI) - proposed" w:date="2026-10-15T12:58:39Z">
+            <w:del w:id="9019" w:author="Claude (AI) - proposed" w:date="2026-10-18T00:31:48Z">
               <w:r>
                 <w:rPr>
                   <w:rFonts w:ascii="Arial" w:cs="Arial" w:eastAsia="Arial" w:hAnsi="Arial"/>
@@ -2269,7 +2269,7 @@
                 <w:delText xml:space="preserve">can plan for a possible 10% storm and check again</w:delText>
               </w:r>
             </w:del>
-            <w:ins w:id="9020" w:author="Claude (AI) - proposed" w:date="2026-10-15T12:58:39Z">
+            <w:ins w:id="9020" w:author="Claude (AI) - proposed" w:date="2026-10-18T00:31:48Z">
               <w:r>
                 <w:rPr>
                   <w:rFonts w:ascii="Arial" w:cs="Arial" w:eastAsia="Arial" w:hAnsi="Arial"/>
@@ -2419,7 +2419,7 @@
         </w:rPr>
         <w:t xml:space="preserve">© 2026 SeaVuria and ARES. This work is licensed under a </w:t>
       </w:r>
-      <w:hyperlink w:history="1" r:id="rId2bawmveknlatni99uuk3t">
+      <w:hyperlink w:history="1" r:id="rIdnm3elspotcwne7zcjxlsp">
         <w:r>
           <w:rPr>
             <w:rFonts w:ascii="Arial" w:cs="Arial" w:eastAsia="Arial" w:hAnsi="Arial"/>
@@ -2439,7 +2439,7 @@
         </w:rPr>
         <w:t xml:space="preserve"> (</w:t>
       </w:r>
-      <w:hyperlink w:history="1" r:id="rIdjvct7vzla3urmhuvbtip6">
+      <w:hyperlink w:history="1" r:id="rIdqqjo0ymgjttcc6fsl5ust">
         <w:r>
           <w:rPr>
             <w:rFonts w:ascii="Arial" w:cs="Arial" w:eastAsia="Arial" w:hAnsi="Arial"/>
@@ -2459,7 +2459,7 @@
         </w:rPr>
         <w:t xml:space="preserve">). To view a copy of this license, visit </w:t>
       </w:r>
-      <w:hyperlink w:history="1" r:id="rIdg9olt9-5c8gvhe4auncbn">
+      <w:hyperlink w:history="1" r:id="rId7tndwwiss3bm-xl0hugrc">
         <w:r>
           <w:rPr>
             <w:rFonts w:ascii="Arial" w:cs="Arial" w:eastAsia="Arial" w:hAnsi="Arial"/>
